--- a/api/templates/File Note initial meeting (Clio).docx
+++ b/api/templates/File Note initial meeting (Clio).docx
@@ -13,48 +13,36 @@
     <w:p>
       <w:pPr>
         <w:pStyle w:val="DocumentHeading"/>
-        <w:rPr>
-          <w:highlight w:val="yellow"/>
-        </w:rPr>
+        <w:rPr/>
       </w:pPr>
       <w:r>
         <w:t xml:space="preserve">Client name: </w:t>
       </w:r>
       <w:r>
-        <w:rPr>
-          <w:highlight w:val="yellow"/>
-        </w:rPr>
+        <w:rPr/>
         <w:t xml:space="preserve">&lt;&lt; </w:t>
       </w:r>
       <w:proofErr w:type="spellStart"/>
       <w:r>
-        <w:rPr>
-          <w:highlight w:val="yellow"/>
-        </w:rPr>
+        <w:rPr/>
         <w:t>Matter.Client.Name</w:t>
       </w:r>
       <w:proofErr w:type="spellEnd"/>
       <w:r>
-        <w:rPr>
-          <w:highlight w:val="yellow"/>
-        </w:rPr>
+        <w:rPr/>
         <w:t xml:space="preserve"> &gt;&gt;</w:t>
       </w:r>
     </w:p>
     <w:p>
       <w:pPr>
         <w:pStyle w:val="DocumentHeading"/>
-        <w:rPr>
-          <w:highlight w:val="yellow"/>
-        </w:rPr>
+        <w:rPr/>
       </w:pPr>
       <w:r>
         <w:t xml:space="preserve">Meeting date: </w:t>
       </w:r>
       <w:r>
-        <w:rPr>
-          <w:highlight w:val="yellow"/>
-        </w:rPr>
+        <w:rPr/>
         <w:t>&lt;&lt; Date &gt;&gt;</w:t>
       </w:r>
     </w:p>
@@ -71,7 +59,6 @@
         <w:pStyle w:val="DocumentHeading"/>
         <w:rPr>
           <w:rFonts w:eastAsiaTheme="minorEastAsia" w:cstheme="minorBidi"/>
-          <w:highlight w:val="yellow"/>
         </w:rPr>
       </w:pPr>
       <w:r>
@@ -81,7 +68,6 @@
         <w:rPr>
           <w:rFonts w:eastAsiaTheme="minorEastAsia" w:cstheme="minorBidi"/>
           <w:color w:val="1E2635"/>
-          <w:highlight w:val="yellow"/>
         </w:rPr>
         <w:t xml:space="preserve">&lt;&lt; </w:t>
       </w:r>
@@ -90,7 +76,6 @@
         <w:rPr>
           <w:rFonts w:eastAsiaTheme="minorEastAsia" w:cstheme="minorBidi"/>
           <w:color w:val="1E2635"/>
-          <w:highlight w:val="yellow"/>
         </w:rPr>
         <w:t>Matter.CustomField.FinancialAdviserName</w:t>
       </w:r>
@@ -99,7 +84,6 @@
         <w:rPr>
           <w:rFonts w:eastAsiaTheme="minorEastAsia" w:cstheme="minorBidi"/>
           <w:color w:val="1E2635"/>
-          <w:highlight w:val="yellow"/>
         </w:rPr>
         <w:t xml:space="preserve"> &gt;&gt;</w:t>
       </w:r>
@@ -128,23 +112,17 @@
         <w:t xml:space="preserve">In attendance at the meeting was </w:t>
       </w:r>
       <w:r>
-        <w:rPr>
-          <w:highlight w:val="yellow"/>
-        </w:rPr>
+        <w:rPr/>
         <w:t xml:space="preserve">&lt;&lt; </w:t>
       </w:r>
       <w:proofErr w:type="spellStart"/>
       <w:r>
-        <w:rPr>
-          <w:highlight w:val="yellow"/>
-        </w:rPr>
+        <w:rPr/>
         <w:t>Matter.Client.Name</w:t>
       </w:r>
       <w:proofErr w:type="spellEnd"/>
       <w:r>
-        <w:rPr>
-          <w:highlight w:val="yellow"/>
-        </w:rPr>
+        <w:rPr/>
         <w:t xml:space="preserve"> &gt;&gt;</w:t>
       </w:r>
       <w:r>
@@ -154,7 +132,6 @@
         <w:rPr>
           <w:rFonts w:eastAsiaTheme="minorEastAsia"/>
           <w:color w:val="1E2635"/>
-          <w:highlight w:val="yellow"/>
         </w:rPr>
         <w:t xml:space="preserve">&lt;&lt; </w:t>
       </w:r>
@@ -163,7 +140,6 @@
         <w:rPr>
           <w:rFonts w:eastAsiaTheme="minorEastAsia"/>
           <w:color w:val="1E2635"/>
-          <w:highlight w:val="yellow"/>
         </w:rPr>
         <w:t>Matter.CustomField.FinancialAdviserName</w:t>
       </w:r>
@@ -172,7 +148,6 @@
         <w:rPr>
           <w:rFonts w:eastAsiaTheme="minorEastAsia"/>
           <w:color w:val="1E2635"/>
-          <w:highlight w:val="yellow"/>
         </w:rPr>
         <w:t xml:space="preserve"> &gt;&gt;</w:t>
       </w:r>
@@ -324,9 +299,7 @@
         <w:pStyle w:val="ListNumberLevel1"/>
       </w:pPr>
       <w:r>
-        <w:rPr>
-          <w:highlight w:val="cyan"/>
-        </w:rPr>
+        <w:rPr/>
         <w:t>[#couple]</w:t>
       </w:r>
       <w:r>
@@ -1558,9 +1531,7 @@
         <w:pStyle w:val="ListNumberLevel1"/>
       </w:pPr>
       <w:r>
-        <w:rPr>
-          <w:highlight w:val="cyan"/>
-        </w:rPr>
+        <w:rPr/>
         <w:lastRenderedPageBreak/>
         <w:t>#Children are adults</w:t>
       </w:r>
@@ -1568,9 +1539,7 @@
         <w:t xml:space="preserve">: In relation to the relationship between the children, they confirmed </w:t>
       </w:r>
       <w:r>
-        <w:rPr>
-          <w:highlight w:val="yellow"/>
-        </w:rPr>
+        <w:rPr/>
         <w:t>[#insert details]</w:t>
       </w:r>
       <w:r>
@@ -3254,9 +3223,7 @@
         <w:pStyle w:val="NormalText"/>
       </w:pPr>
       <w:r>
-        <w:rPr>
-          <w:highlight w:val="cyan"/>
-        </w:rPr>
+        <w:rPr/>
         <w:t>[#couple]</w:t>
       </w:r>
       <w:r>
@@ -4681,9 +4648,7 @@
         <w:pStyle w:val="ListNumberLevel1"/>
       </w:pPr>
       <w:r>
-        <w:rPr>
-          <w:highlight w:val="cyan"/>
-        </w:rPr>
+        <w:rPr/>
         <w:t>[#minor children]</w:t>
       </w:r>
       <w:r>
@@ -4713,9 +4678,7 @@
         <w:spacing w:before="240"/>
       </w:pPr>
       <w:r>
-        <w:rPr>
-          <w:highlight w:val="cyan"/>
-        </w:rPr>
+        <w:rPr/>
         <w:t>[#couple]</w:t>
       </w:r>
       <w:r>
@@ -4751,13 +4714,11 @@
         <w:spacing w:before="240"/>
         <w:rPr>
           <w:rFonts w:asciiTheme="minorHAnsi" w:hAnsiTheme="minorHAnsi" w:cstheme="minorHAnsi"/>
-          <w:highlight w:val="yellow"/>
         </w:rPr>
       </w:pPr>
       <w:r>
         <w:rPr>
           <w:rFonts w:asciiTheme="minorHAnsi" w:hAnsiTheme="minorHAnsi" w:cstheme="minorHAnsi"/>
-          <w:highlight w:val="yellow"/>
         </w:rPr>
         <w:t>#</w:t>
       </w:r>
@@ -4765,7 +4726,6 @@
       <w:r>
         <w:rPr>
           <w:rFonts w:asciiTheme="minorHAnsi" w:hAnsiTheme="minorHAnsi" w:cstheme="minorHAnsi"/>
-          <w:highlight w:val="yellow"/>
         </w:rPr>
         <w:t>insert</w:t>
       </w:r>
@@ -4773,7 +4733,6 @@
       <w:r>
         <w:rPr>
           <w:rFonts w:asciiTheme="minorHAnsi" w:hAnsiTheme="minorHAnsi" w:cstheme="minorHAnsi"/>
-          <w:highlight w:val="yellow"/>
         </w:rPr>
         <w:t xml:space="preserve"> details</w:t>
       </w:r>
@@ -5642,9 +5601,7 @@
         <w:pStyle w:val="ListNumberLevel1"/>
       </w:pPr>
       <w:r>
-        <w:rPr>
-          <w:highlight w:val="cyan"/>
-        </w:rPr>
+        <w:rPr/>
         <w:t>[#minor children]</w:t>
       </w:r>
       <w:r>
@@ -5670,7 +5627,6 @@
       <w:r>
         <w:rPr>
           <w:rFonts w:cstheme="minorHAnsi"/>
-          <w:highlight w:val="cyan"/>
         </w:rPr>
         <w:t>[#couple]</w:t>
       </w:r>
@@ -5687,28 +5643,20 @@
     <w:p>
       <w:pPr>
         <w:pStyle w:val="ListNumberLevel2"/>
-        <w:rPr>
-          <w:highlight w:val="yellow"/>
-        </w:rPr>
-      </w:pPr>
-      <w:r>
-        <w:rPr>
-          <w:highlight w:val="yellow"/>
-        </w:rPr>
+        <w:rPr/>
+      </w:pPr>
+      <w:r>
+        <w:rPr/>
         <w:t>#</w:t>
       </w:r>
       <w:proofErr w:type="gramStart"/>
       <w:r>
-        <w:rPr>
-          <w:highlight w:val="yellow"/>
-        </w:rPr>
+        <w:rPr/>
         <w:t>insert</w:t>
       </w:r>
       <w:proofErr w:type="gramEnd"/>
       <w:r>
-        <w:rPr>
-          <w:highlight w:val="yellow"/>
-        </w:rPr>
+        <w:rPr/>
         <w:t xml:space="preserve"> details</w:t>
       </w:r>
     </w:p>
@@ -7017,34 +6965,24 @@
     <w:p>
       <w:pPr>
         <w:pStyle w:val="ListNumberLevel2"/>
-        <w:rPr>
-          <w:highlight w:val="yellow"/>
-        </w:rPr>
-      </w:pPr>
-      <w:r>
-        <w:rPr>
-          <w:highlight w:val="yellow"/>
-        </w:rPr>
+        <w:rPr/>
+      </w:pPr>
+      <w:r>
+        <w:rPr/>
         <w:t>#</w:t>
       </w:r>
       <w:proofErr w:type="gramStart"/>
       <w:r>
-        <w:rPr>
-          <w:highlight w:val="yellow"/>
-        </w:rPr>
+        <w:rPr/>
         <w:t>insert</w:t>
       </w:r>
       <w:proofErr w:type="gramEnd"/>
       <w:r>
-        <w:rPr>
-          <w:highlight w:val="yellow"/>
-        </w:rPr>
+        <w:rPr/>
         <w:t xml:space="preserve"> </w:t>
       </w:r>
       <w:r>
-        <w:rPr>
-          <w:highlight w:val="yellow"/>
-        </w:rPr>
+        <w:rPr/>
         <w:t>details</w:t>
       </w:r>
     </w:p>
@@ -7794,9 +7732,7 @@
         <w:pStyle w:val="ListNumberLevel2"/>
       </w:pPr>
       <w:r>
-        <w:rPr>
-          <w:highlight w:val="cyan"/>
-        </w:rPr>
+        <w:rPr/>
         <w:t>[#couple]</w:t>
       </w:r>
       <w:r>
@@ -7809,28 +7745,20 @@
     <w:p>
       <w:pPr>
         <w:pStyle w:val="ListNumberLevel2"/>
-        <w:rPr>
-          <w:highlight w:val="yellow"/>
-        </w:rPr>
-      </w:pPr>
-      <w:r>
-        <w:rPr>
-          <w:highlight w:val="yellow"/>
-        </w:rPr>
+        <w:rPr/>
+      </w:pPr>
+      <w:r>
+        <w:rPr/>
         <w:t>#</w:t>
       </w:r>
       <w:proofErr w:type="gramStart"/>
       <w:r>
-        <w:rPr>
-          <w:highlight w:val="yellow"/>
-        </w:rPr>
+        <w:rPr/>
         <w:t>insert</w:t>
       </w:r>
       <w:proofErr w:type="gramEnd"/>
       <w:r>
-        <w:rPr>
-          <w:highlight w:val="yellow"/>
-        </w:rPr>
+        <w:rPr/>
         <w:t xml:space="preserve"> details</w:t>
       </w:r>
     </w:p>
@@ -8568,9 +8496,7 @@
         <w:t xml:space="preserve">For us to be provided with the following information - </w:t>
       </w:r>
       <w:r>
-        <w:rPr>
-          <w:highlight w:val="yellow"/>
-        </w:rPr>
+        <w:rPr/>
         <w:t>#insert</w:t>
       </w:r>
     </w:p>
@@ -8603,9 +8529,7 @@
         <w:pStyle w:val="ListNumberLevel1"/>
       </w:pPr>
       <w:r>
-        <w:rPr>
-          <w:highlight w:val="cyan"/>
-        </w:rPr>
+        <w:rPr/>
         <w:t>[#couple]</w:t>
       </w:r>
       <w:r>
@@ -8620,9 +8544,7 @@
         <w:pStyle w:val="ListNumberLevel1"/>
       </w:pPr>
       <w:r>
-        <w:rPr>
-          <w:highlight w:val="cyan"/>
-        </w:rPr>
+        <w:rPr/>
         <w:lastRenderedPageBreak/>
         <w:t>[#couple]</w:t>
       </w:r>
@@ -8638,9 +8560,7 @@
         <w:pStyle w:val="ListNumberLevel1"/>
       </w:pPr>
       <w:r>
-        <w:rPr>
-          <w:highlight w:val="cyan"/>
-        </w:rPr>
+        <w:rPr/>
         <w:t>[#couple]</w:t>
       </w:r>
       <w:r>
@@ -8655,9 +8575,7 @@
         <w:pStyle w:val="ListNumberLevel1"/>
       </w:pPr>
       <w:r>
-        <w:rPr>
-          <w:highlight w:val="cyan"/>
-        </w:rPr>
+        <w:rPr/>
         <w:t>[#couple]</w:t>
       </w:r>
       <w:r>
